--- a/MyDocumentConverterMultiOSV10/samples/output/markup/pod/docx.docx
+++ b/MyDocumentConverterMultiOSV10/samples/output/markup/pod/docx.docx
@@ -72,7 +72,7 @@
       <w:r>
         <w:t xml:space="preserve">, </w:t>
       </w:r>
-      <w:hyperlink w:history="1" r:id="rIdjje9y3pohtyfr5wtf6oe0">
+      <w:hyperlink w:history="1" r:id="rIdudlxjd8kwky8opn1qeish">
         <w:r>
           <w:rPr>
             <w:rStyle w:val="Hyperlink"/>
